--- a/apps/api/templates/kol-holem-acoustic.docx
+++ b/apps/api/templates/kol-holem-acoustic.docx
@@ -2075,6 +2075,19 @@
           <w:rtl/>
         </w:rPr>
       </w:pPr>
+    </w:p>
+    <w:p>
+      <w:pPr>
+        <w:rPr>
+          <w:vanish/>
+        </w:rPr>
+      </w:pPr>
+      <w:r>
+        <w:rPr>
+          <w:vanish/>
+        </w:rPr>
+        <w:t xml:space="preserve">{#hasDiscount}</w:t>
+      </w:r>
     </w:p>
     <w:tbl>
       <w:tblPr>
@@ -2131,7 +2144,6 @@
         <w:tc>
           <w:tcPr>
             <w:tcW w:w="911" w:type="dxa"/>
-            <w:shd w:val="clear" w:color="auto" w:fill="auto"/>
           </w:tcPr>
           <w:p>
             <w:pPr>
@@ -2160,7 +2172,6 @@
         <w:tc>
           <w:tcPr>
             <w:tcW w:w="3142" w:type="dxa"/>
-            <w:shd w:val="clear" w:color="auto" w:fill="auto"/>
           </w:tcPr>
           <w:p>
             <w:pPr>
@@ -2189,7 +2200,6 @@
         <w:tc>
           <w:tcPr>
             <w:tcW w:w="851" w:type="dxa"/>
-            <w:shd w:val="clear" w:color="auto" w:fill="auto"/>
           </w:tcPr>
           <w:p>
             <w:pPr>
@@ -2218,7 +2228,6 @@
         <w:tc>
           <w:tcPr>
             <w:tcW w:w="1177" w:type="dxa"/>
-            <w:shd w:val="clear" w:color="auto" w:fill="auto"/>
           </w:tcPr>
           <w:p>
             <w:pPr>
@@ -2247,7 +2256,6 @@
         <w:tc>
           <w:tcPr>
             <w:tcW w:w="1073" w:type="dxa"/>
-            <w:shd w:val="clear" w:color="auto" w:fill="auto"/>
           </w:tcPr>
           <w:p>
             <w:pPr>
@@ -2276,7 +2284,6 @@
         <w:tc>
           <w:tcPr>
             <w:tcW w:w="1764" w:type="dxa"/>
-            <w:shd w:val="clear" w:color="auto" w:fill="auto"/>
           </w:tcPr>
           <w:p>
             <w:pPr>
@@ -2333,24 +2340,20 @@
             </w:pPr>
             <w:r>
               <w:rPr>
-                <w:rtl w:val="true"/>
+                <w:rFonts w:cs="David" w:hint="cs"/>
+                <w:b/>
+                <w:bCs/>
+                <w:sz w:val="28"/>
+                <w:szCs w:val="28"/>
+                <w:rtl/>
               </w:rPr>
-              <w:t xml:space="preserve">{#items}</w:t>
+              <w:t xml:space="preserve">{#items}{lineNumber}</w:t>
             </w:r>
-            <w:bookmarkStart w:id="17" w:name="fldLine"/>
-            <w:r>
-              <w:rPr>
-                <w:rtl w:val="true"/>
-              </w:rPr>
-              <w:t xml:space="preserve">{rowNum}</w:t>
-            </w:r>
-            <w:bookmarkEnd w:id="17"/>
           </w:p>
         </w:tc>
         <w:tc>
           <w:tcPr>
             <w:tcW w:w="911" w:type="dxa"/>
-            <w:shd w:val="clear" w:color="auto" w:fill="auto"/>
           </w:tcPr>
           <w:p>
             <w:pPr>
@@ -2363,20 +2366,22 @@
                 <w:rtl/>
               </w:rPr>
             </w:pPr>
-            <w:bookmarkStart w:id="18" w:name="fldMakat"/>
             <w:r>
               <w:rPr>
-                <w:rtl w:val="true"/>
+                <w:rFonts w:cs="David" w:hint="cs"/>
+                <w:b/>
+                <w:bCs/>
+                <w:sz w:val="28"/>
+                <w:szCs w:val="28"/>
+                <w:rtl/>
               </w:rPr>
-              <w:t xml:space="preserve">{code}</w:t>
+              <w:t xml:space="preserve">{itemCode}</w:t>
             </w:r>
-            <w:bookmarkEnd w:id="18"/>
           </w:p>
         </w:tc>
         <w:tc>
           <w:tcPr>
             <w:tcW w:w="3142" w:type="dxa"/>
-            <w:shd w:val="clear" w:color="auto" w:fill="auto"/>
           </w:tcPr>
           <w:p>
             <w:pPr>
@@ -2389,20 +2394,22 @@
                 <w:rtl/>
               </w:rPr>
             </w:pPr>
-            <w:bookmarkStart w:id="19" w:name="fldProduct"/>
             <w:r>
               <w:rPr>
-                <w:rtl w:val="true"/>
+                <w:rFonts w:cs="David" w:hint="cs"/>
+                <w:b/>
+                <w:bCs/>
+                <w:sz w:val="28"/>
+                <w:szCs w:val="28"/>
+                <w:rtl/>
               </w:rPr>
-              <w:t xml:space="preserve">{name}</w:t>
+              <w:t xml:space="preserve">{description}</w:t>
             </w:r>
-            <w:bookmarkEnd w:id="19"/>
           </w:p>
         </w:tc>
         <w:tc>
           <w:tcPr>
             <w:tcW w:w="851" w:type="dxa"/>
-            <w:shd w:val="clear" w:color="auto" w:fill="auto"/>
           </w:tcPr>
           <w:p>
             <w:pPr>
@@ -2415,20 +2422,22 @@
                 <w:rtl/>
               </w:rPr>
             </w:pPr>
-            <w:bookmarkStart w:id="20" w:name="fldAmmount"/>
             <w:r>
               <w:rPr>
-                <w:rtl w:val="true"/>
+                <w:rFonts w:cs="David" w:hint="cs"/>
+                <w:b/>
+                <w:bCs/>
+                <w:sz w:val="28"/>
+                <w:szCs w:val="28"/>
+                <w:rtl/>
               </w:rPr>
               <w:t xml:space="preserve">{quantity}</w:t>
             </w:r>
-            <w:bookmarkEnd w:id="20"/>
           </w:p>
         </w:tc>
         <w:tc>
           <w:tcPr>
             <w:tcW w:w="1177" w:type="dxa"/>
-            <w:shd w:val="clear" w:color="auto" w:fill="auto"/>
           </w:tcPr>
           <w:p>
             <w:pPr>
@@ -2441,20 +2450,22 @@
                 <w:rtl/>
               </w:rPr>
             </w:pPr>
-            <w:bookmarkStart w:id="21" w:name="fldPrice"/>
             <w:r>
               <w:rPr>
-                <w:rtl w:val="true"/>
+                <w:rFonts w:cs="David" w:hint="cs"/>
+                <w:b/>
+                <w:bCs/>
+                <w:sz w:val="28"/>
+                <w:szCs w:val="28"/>
+                <w:rtl/>
               </w:rPr>
               <w:t xml:space="preserve">{unitPrice}</w:t>
             </w:r>
-            <w:bookmarkEnd w:id="21"/>
           </w:p>
         </w:tc>
         <w:tc>
           <w:tcPr>
             <w:tcW w:w="1073" w:type="dxa"/>
-            <w:shd w:val="clear" w:color="auto" w:fill="auto"/>
           </w:tcPr>
           <w:p>
             <w:pPr>
@@ -2467,20 +2478,22 @@
                 <w:rtl/>
               </w:rPr>
             </w:pPr>
-            <w:bookmarkStart w:id="22" w:name="fldLineDiscount"/>
             <w:r>
               <w:rPr>
-                <w:rtl w:val="true"/>
+                <w:rFonts w:cs="David" w:hint="cs"/>
+                <w:b/>
+                <w:bCs/>
+                <w:sz w:val="28"/>
+                <w:szCs w:val="28"/>
+                <w:rtl/>
               </w:rPr>
-              <w:t xml:space="preserve">{discountPct}</w:t>
+              <w:t xml:space="preserve">{lineDiscountPercent}</w:t>
             </w:r>
-            <w:bookmarkEnd w:id="22"/>
           </w:p>
         </w:tc>
         <w:tc>
           <w:tcPr>
             <w:tcW w:w="1764" w:type="dxa"/>
-            <w:shd w:val="clear" w:color="auto" w:fill="auto"/>
           </w:tcPr>
           <w:p>
             <w:pPr>
@@ -2493,19 +2506,16 @@
                 <w:rtl/>
               </w:rPr>
             </w:pPr>
-            <w:bookmarkStart w:id="23" w:name="fldLineTotal"/>
             <w:r>
               <w:rPr>
-                <w:rtl w:val="true"/>
+                <w:rFonts w:cs="David" w:hint="cs"/>
+                <w:b/>
+                <w:bCs/>
+                <w:sz w:val="28"/>
+                <w:szCs w:val="28"/>
+                <w:rtl/>
               </w:rPr>
-              <w:t xml:space="preserve">{lineTotal}</w:t>
-            </w:r>
-            <w:bookmarkEnd w:id="23"/>
-            <w:r>
-              <w:rPr>
-                <w:rtl w:val="true"/>
-              </w:rPr>
-              <w:t xml:space="preserve">{/items}</w:t>
+              <w:t xml:space="preserve">{lineTotal}{/items}</w:t>
             </w:r>
           </w:p>
         </w:tc>
@@ -2520,7 +2530,7 @@
     </w:p>
     <w:tbl>
       <w:tblPr>
-        <w:tblpPr w:leftFromText="180" w:rightFromText="180" w:vertAnchor="text" w:horzAnchor="page" w:tblpX="1453" w:tblpY="199"/>
+        <w:tblpPr w:leftFromText="180" w:rightFromText="180" w:vertAnchor="text" w:horzAnchor="page" w:tblpX="1340" w:tblpY="199"/>
         <w:bidiVisual/>
         <w:tblW w:w="0" w:type="auto"/>
         <w:tblBorders>
@@ -2541,7 +2551,6 @@
         <w:tc>
           <w:tcPr>
             <w:tcW w:w="1764" w:type="dxa"/>
-            <w:shd w:val="clear" w:color="auto" w:fill="auto"/>
           </w:tcPr>
           <w:p>
             <w:pPr>
@@ -2581,7 +2590,6 @@
         <w:tc>
           <w:tcPr>
             <w:tcW w:w="1764" w:type="dxa"/>
-            <w:shd w:val="clear" w:color="auto" w:fill="auto"/>
           </w:tcPr>
           <w:p>
             <w:pPr>
@@ -2594,14 +2602,17 @@
                 <w:rtl/>
               </w:rPr>
             </w:pPr>
-            <w:bookmarkStart w:id="24" w:name="fldDiscount"/>
             <w:r>
               <w:rPr>
-                <w:rtl w:val="true"/>
+                <w:rFonts w:cs="David" w:hint="cs"/>
+                <w:b/>
+                <w:bCs/>
+                <w:sz w:val="28"/>
+                <w:szCs w:val="28"/>
+                <w:rtl/>
               </w:rPr>
               <w:t xml:space="preserve">{discountPercent}</w:t>
             </w:r>
-            <w:bookmarkEnd w:id="24"/>
           </w:p>
         </w:tc>
       </w:tr>
@@ -2609,7 +2620,6 @@
         <w:tc>
           <w:tcPr>
             <w:tcW w:w="1764" w:type="dxa"/>
-            <w:shd w:val="clear" w:color="auto" w:fill="auto"/>
           </w:tcPr>
           <w:p>
             <w:pPr>
@@ -2638,7 +2648,6 @@
         <w:tc>
           <w:tcPr>
             <w:tcW w:w="1764" w:type="dxa"/>
-            <w:shd w:val="clear" w:color="auto" w:fill="auto"/>
           </w:tcPr>
           <w:p>
             <w:pPr>
@@ -2651,14 +2660,17 @@
                 <w:rtl/>
               </w:rPr>
             </w:pPr>
-            <w:bookmarkStart w:id="25" w:name="fldTotalAfterDiscount"/>
             <w:r>
               <w:rPr>
-                <w:rtl w:val="true"/>
+                <w:rFonts w:cs="David" w:hint="cs"/>
+                <w:b/>
+                <w:bCs/>
+                <w:sz w:val="28"/>
+                <w:szCs w:val="28"/>
+                <w:rtl/>
               </w:rPr>
               <w:t xml:space="preserve">{subtotalAfterDiscount}</w:t>
             </w:r>
-            <w:bookmarkEnd w:id="25"/>
           </w:p>
         </w:tc>
       </w:tr>
@@ -2666,7 +2678,6 @@
         <w:tc>
           <w:tcPr>
             <w:tcW w:w="1764" w:type="dxa"/>
-            <w:shd w:val="clear" w:color="auto" w:fill="auto"/>
           </w:tcPr>
           <w:p>
             <w:pPr>
@@ -2717,7 +2728,6 @@
         <w:tc>
           <w:tcPr>
             <w:tcW w:w="1764" w:type="dxa"/>
-            <w:shd w:val="clear" w:color="auto" w:fill="auto"/>
           </w:tcPr>
           <w:p>
             <w:pPr>
@@ -2730,14 +2740,17 @@
                 <w:rtl/>
               </w:rPr>
             </w:pPr>
-            <w:bookmarkStart w:id="26" w:name="fldMAAM"/>
             <w:r>
               <w:rPr>
-                <w:rtl w:val="true"/>
+                <w:rFonts w:cs="David" w:hint="cs"/>
+                <w:b/>
+                <w:bCs/>
+                <w:sz w:val="28"/>
+                <w:szCs w:val="28"/>
+                <w:rtl/>
               </w:rPr>
-              <w:t xml:space="preserve">{vat}</w:t>
+              <w:t xml:space="preserve">{vatAmount}</w:t>
             </w:r>
-            <w:bookmarkEnd w:id="26"/>
           </w:p>
         </w:tc>
       </w:tr>
@@ -2745,7 +2758,6 @@
         <w:tc>
           <w:tcPr>
             <w:tcW w:w="1764" w:type="dxa"/>
-            <w:shd w:val="clear" w:color="auto" w:fill="auto"/>
           </w:tcPr>
           <w:p>
             <w:pPr>
@@ -2774,7 +2786,6 @@
         <w:tc>
           <w:tcPr>
             <w:tcW w:w="1764" w:type="dxa"/>
-            <w:shd w:val="clear" w:color="auto" w:fill="auto"/>
           </w:tcPr>
           <w:p>
             <w:pPr>
@@ -2787,18 +2798,758 @@
                 <w:rtl/>
               </w:rPr>
             </w:pPr>
-            <w:bookmarkStart w:id="27" w:name="fldTotalAfterMaaM"/>
             <w:r>
               <w:rPr>
-                <w:rtl w:val="true"/>
+                <w:rFonts w:cs="David" w:hint="cs"/>
+                <w:b/>
+                <w:bCs/>
+                <w:sz w:val="28"/>
+                <w:szCs w:val="28"/>
+                <w:rtl/>
               </w:rPr>
-              <w:t xml:space="preserve">{total}</w:t>
+              <w:t xml:space="preserve">{totalAmount}</w:t>
             </w:r>
-            <w:bookmarkEnd w:id="27"/>
           </w:p>
         </w:tc>
       </w:tr>
     </w:tbl>
+    <w:p>
+      <w:pPr>
+        <w:rPr>
+          <w:vanish/>
+        </w:rPr>
+      </w:pPr>
+      <w:r>
+        <w:rPr>
+          <w:vanish/>
+        </w:rPr>
+        <w:t xml:space="preserve">{/hasDiscount}</w:t>
+      </w:r>
+    </w:p>
+    <w:p>
+      <w:pPr>
+        <w:rPr>
+          <w:rFonts w:cs="David"/>
+          <w:sz w:val="28"/>
+          <w:szCs w:val="28"/>
+          <w:rtl/>
+        </w:rPr>
+      </w:pPr>
+    </w:p>
+    <w:p>
+      <w:pPr>
+        <w:rPr>
+          <w:rFonts w:cs="David"/>
+          <w:sz w:val="28"/>
+          <w:szCs w:val="28"/>
+          <w:rtl/>
+        </w:rPr>
+      </w:pPr>
+    </w:p>
+    <w:p>
+      <w:pPr>
+        <w:rPr>
+          <w:rFonts w:cs="David"/>
+          <w:sz w:val="28"/>
+          <w:szCs w:val="28"/>
+          <w:rtl/>
+        </w:rPr>
+      </w:pPr>
+    </w:p>
+    <w:p>
+      <w:pPr>
+        <w:rPr>
+          <w:rFonts w:cs="David"/>
+          <w:sz w:val="28"/>
+          <w:szCs w:val="28"/>
+          <w:rtl/>
+        </w:rPr>
+      </w:pPr>
+    </w:p>
+    <w:p>
+      <w:pPr>
+        <w:rPr>
+          <w:rFonts w:cs="David"/>
+          <w:sz w:val="28"/>
+          <w:szCs w:val="28"/>
+          <w:rtl/>
+        </w:rPr>
+      </w:pPr>
+    </w:p>
+    <w:p>
+      <w:pPr>
+        <w:rPr>
+          <w:rFonts w:cs="David"/>
+          <w:sz w:val="28"/>
+          <w:szCs w:val="28"/>
+          <w:rtl/>
+        </w:rPr>
+      </w:pPr>
+    </w:p>
+    <w:p>
+      <w:pPr>
+        <w:rPr>
+          <w:rFonts w:cs="David"/>
+          <w:sz w:val="28"/>
+          <w:szCs w:val="28"/>
+          <w:rtl/>
+        </w:rPr>
+      </w:pPr>
+    </w:p>
+    <w:p>
+      <w:pPr>
+        <w:rPr>
+          <w:rFonts w:cs="David"/>
+          <w:sz w:val="28"/>
+          <w:szCs w:val="28"/>
+          <w:rtl/>
+        </w:rPr>
+      </w:pPr>
+    </w:p>
+    <w:p>
+      <w:pPr>
+        <w:rPr>
+          <w:rFonts w:cs="David"/>
+          <w:sz w:val="28"/>
+          <w:szCs w:val="28"/>
+          <w:rtl/>
+        </w:rPr>
+      </w:pPr>
+    </w:p>
+    <w:p>
+      <w:pPr>
+        <w:rPr>
+          <w:rFonts w:cs="David"/>
+          <w:sz w:val="28"/>
+          <w:szCs w:val="28"/>
+          <w:rtl/>
+        </w:rPr>
+      </w:pPr>
+    </w:p>
+    <w:p>
+      <w:pPr>
+        <w:rPr>
+          <w:vanish/>
+        </w:rPr>
+      </w:pPr>
+      <w:r>
+        <w:rPr>
+          <w:vanish/>
+        </w:rPr>
+        <w:t xml:space="preserve">{^hasDiscount}</w:t>
+      </w:r>
+    </w:p>
+    <w:tbl>
+      <w:tblPr>
+        <w:bidiVisual/>
+        <w:tblW w:w="0" w:type="auto"/>
+        <w:tblBorders>
+          <w:top w:val="single" w:sz="4" w:space="0" w:color="auto"/>
+          <w:left w:val="single" w:sz="4" w:space="0" w:color="auto"/>
+          <w:bottom w:val="single" w:sz="4" w:space="0" w:color="auto"/>
+          <w:right w:val="single" w:sz="4" w:space="0" w:color="auto"/>
+          <w:insideH w:val="single" w:sz="4" w:space="0" w:color="auto"/>
+          <w:insideV w:val="single" w:sz="4" w:space="0" w:color="auto"/>
+        </w:tblBorders>
+        <w:tblLook w:val="04A0" w:firstRow="1" w:lastRow="0" w:firstColumn="1" w:lastColumn="0" w:noHBand="0" w:noVBand="1"/>
+      </w:tblPr>
+      <w:tblGrid>
+        <w:gridCol w:w="911"/>
+        <w:gridCol w:w="911"/>
+        <w:gridCol w:w="3142"/>
+        <w:gridCol w:w="851"/>
+        <w:gridCol w:w="1177"/>
+        <w:gridCol w:w="1764"/>
+      </w:tblGrid>
+      <w:tr>
+        <w:tc>
+          <w:tcPr>
+            <w:tcW w:w="911" w:type="dxa"/>
+          </w:tcPr>
+          <w:p>
+            <w:pPr>
+              <w:rPr>
+                <w:rFonts w:cs="David"/>
+                <w:b/>
+                <w:bCs/>
+                <w:sz w:val="28"/>
+                <w:szCs w:val="28"/>
+                <w:rtl/>
+              </w:rPr>
+            </w:pPr>
+            <w:r>
+              <w:rPr>
+                <w:rFonts w:cs="David" w:hint="cs"/>
+                <w:b/>
+                <w:bCs/>
+                <w:sz w:val="28"/>
+                <w:szCs w:val="28"/>
+                <w:rtl/>
+              </w:rPr>
+              <w:t>שורה</w:t>
+            </w:r>
+          </w:p>
+        </w:tc>
+        <w:tc>
+          <w:tcPr>
+            <w:tcW w:w="911" w:type="dxa"/>
+          </w:tcPr>
+          <w:p>
+            <w:pPr>
+              <w:rPr>
+                <w:rFonts w:cs="David"/>
+                <w:b/>
+                <w:bCs/>
+                <w:sz w:val="28"/>
+                <w:szCs w:val="28"/>
+                <w:rtl/>
+              </w:rPr>
+            </w:pPr>
+            <w:r>
+              <w:rPr>
+                <w:rFonts w:cs="David" w:hint="cs"/>
+                <w:b/>
+                <w:bCs/>
+                <w:sz w:val="28"/>
+                <w:szCs w:val="28"/>
+                <w:rtl/>
+              </w:rPr>
+              <w:t xml:space="preserve">מק"ט </w:t>
+            </w:r>
+          </w:p>
+        </w:tc>
+        <w:tc>
+          <w:tcPr>
+            <w:tcW w:w="3142" w:type="dxa"/>
+          </w:tcPr>
+          <w:p>
+            <w:pPr>
+              <w:rPr>
+                <w:rFonts w:cs="David"/>
+                <w:b/>
+                <w:bCs/>
+                <w:sz w:val="28"/>
+                <w:szCs w:val="28"/>
+                <w:rtl/>
+              </w:rPr>
+            </w:pPr>
+            <w:r>
+              <w:rPr>
+                <w:rFonts w:cs="David" w:hint="cs"/>
+                <w:b/>
+                <w:bCs/>
+                <w:sz w:val="28"/>
+                <w:szCs w:val="28"/>
+                <w:rtl/>
+              </w:rPr>
+              <w:t>תיאור המוצר</w:t>
+            </w:r>
+          </w:p>
+        </w:tc>
+        <w:tc>
+          <w:tcPr>
+            <w:tcW w:w="851" w:type="dxa"/>
+          </w:tcPr>
+          <w:p>
+            <w:pPr>
+              <w:rPr>
+                <w:rFonts w:cs="David"/>
+                <w:b/>
+                <w:bCs/>
+                <w:sz w:val="28"/>
+                <w:szCs w:val="28"/>
+                <w:rtl/>
+              </w:rPr>
+            </w:pPr>
+            <w:r>
+              <w:rPr>
+                <w:rFonts w:cs="David" w:hint="cs"/>
+                <w:b/>
+                <w:bCs/>
+                <w:sz w:val="28"/>
+                <w:szCs w:val="28"/>
+                <w:rtl/>
+              </w:rPr>
+              <w:t>כמות</w:t>
+            </w:r>
+          </w:p>
+        </w:tc>
+        <w:tc>
+          <w:tcPr>
+            <w:tcW w:w="1177" w:type="dxa"/>
+          </w:tcPr>
+          <w:p>
+            <w:pPr>
+              <w:rPr>
+                <w:rFonts w:cs="David"/>
+                <w:b/>
+                <w:bCs/>
+                <w:sz w:val="28"/>
+                <w:szCs w:val="28"/>
+                <w:rtl/>
+              </w:rPr>
+            </w:pPr>
+            <w:r>
+              <w:rPr>
+                <w:rFonts w:cs="David" w:hint="cs"/>
+                <w:b/>
+                <w:bCs/>
+                <w:sz w:val="28"/>
+                <w:szCs w:val="28"/>
+                <w:rtl/>
+              </w:rPr>
+              <w:t>מחיר ליחידה</w:t>
+            </w:r>
+          </w:p>
+        </w:tc>
+        <w:tc>
+          <w:tcPr>
+            <w:tcW w:w="1764" w:type="dxa"/>
+          </w:tcPr>
+          <w:p>
+            <w:pPr>
+              <w:rPr>
+                <w:rFonts w:cs="David"/>
+                <w:b/>
+                <w:bCs/>
+                <w:sz w:val="28"/>
+                <w:szCs w:val="28"/>
+                <w:rtl/>
+              </w:rPr>
+            </w:pPr>
+            <w:r>
+              <w:rPr>
+                <w:rFonts w:cs="David" w:hint="cs"/>
+                <w:b/>
+                <w:bCs/>
+                <w:sz w:val="28"/>
+                <w:szCs w:val="28"/>
+                <w:rtl/>
+              </w:rPr>
+              <w:t>סה"כ ₪</w:t>
+            </w:r>
+          </w:p>
+          <w:p>
+            <w:pPr>
+              <w:rPr>
+                <w:rFonts w:cs="David"/>
+                <w:b/>
+                <w:bCs/>
+                <w:sz w:val="28"/>
+                <w:szCs w:val="28"/>
+                <w:rtl/>
+              </w:rPr>
+            </w:pPr>
+          </w:p>
+        </w:tc>
+      </w:tr>
+      <w:tr>
+        <w:tc>
+          <w:tcPr>
+            <w:tcW w:w="911" w:type="dxa"/>
+          </w:tcPr>
+          <w:p>
+            <w:pPr>
+              <w:rPr>
+                <w:rFonts w:cs="David"/>
+                <w:b/>
+                <w:bCs/>
+                <w:sz w:val="28"/>
+                <w:szCs w:val="28"/>
+                <w:rtl/>
+              </w:rPr>
+            </w:pPr>
+            <w:r>
+              <w:rPr>
+                <w:rFonts w:cs="David" w:hint="cs"/>
+                <w:b/>
+                <w:bCs/>
+                <w:sz w:val="28"/>
+                <w:szCs w:val="28"/>
+                <w:rtl/>
+              </w:rPr>
+              <w:t xml:space="preserve">{#items}{lineNumber}</w:t>
+            </w:r>
+          </w:p>
+        </w:tc>
+        <w:tc>
+          <w:tcPr>
+            <w:tcW w:w="911" w:type="dxa"/>
+          </w:tcPr>
+          <w:p>
+            <w:pPr>
+              <w:rPr>
+                <w:rFonts w:cs="David"/>
+                <w:b/>
+                <w:bCs/>
+                <w:sz w:val="28"/>
+                <w:szCs w:val="28"/>
+                <w:rtl/>
+              </w:rPr>
+            </w:pPr>
+            <w:r>
+              <w:rPr>
+                <w:rFonts w:cs="David" w:hint="cs"/>
+                <w:b/>
+                <w:bCs/>
+                <w:sz w:val="28"/>
+                <w:szCs w:val="28"/>
+                <w:rtl/>
+              </w:rPr>
+              <w:t xml:space="preserve">{itemCode}</w:t>
+            </w:r>
+          </w:p>
+        </w:tc>
+        <w:tc>
+          <w:tcPr>
+            <w:tcW w:w="3142" w:type="dxa"/>
+          </w:tcPr>
+          <w:p>
+            <w:pPr>
+              <w:rPr>
+                <w:rFonts w:cs="David"/>
+                <w:b/>
+                <w:bCs/>
+                <w:sz w:val="28"/>
+                <w:szCs w:val="28"/>
+                <w:rtl/>
+              </w:rPr>
+            </w:pPr>
+            <w:r>
+              <w:rPr>
+                <w:rFonts w:cs="David" w:hint="cs"/>
+                <w:b/>
+                <w:bCs/>
+                <w:sz w:val="28"/>
+                <w:szCs w:val="28"/>
+                <w:rtl/>
+              </w:rPr>
+              <w:t xml:space="preserve">{description}</w:t>
+            </w:r>
+          </w:p>
+        </w:tc>
+        <w:tc>
+          <w:tcPr>
+            <w:tcW w:w="851" w:type="dxa"/>
+          </w:tcPr>
+          <w:p>
+            <w:pPr>
+              <w:rPr>
+                <w:rFonts w:cs="David"/>
+                <w:b/>
+                <w:bCs/>
+                <w:sz w:val="28"/>
+                <w:szCs w:val="28"/>
+                <w:rtl/>
+              </w:rPr>
+            </w:pPr>
+            <w:r>
+              <w:rPr>
+                <w:rFonts w:cs="David" w:hint="cs"/>
+                <w:b/>
+                <w:bCs/>
+                <w:sz w:val="28"/>
+                <w:szCs w:val="28"/>
+                <w:rtl/>
+              </w:rPr>
+              <w:t xml:space="preserve">{quantity}</w:t>
+            </w:r>
+          </w:p>
+        </w:tc>
+        <w:tc>
+          <w:tcPr>
+            <w:tcW w:w="1177" w:type="dxa"/>
+          </w:tcPr>
+          <w:p>
+            <w:pPr>
+              <w:rPr>
+                <w:rFonts w:cs="David"/>
+                <w:b/>
+                <w:bCs/>
+                <w:sz w:val="28"/>
+                <w:szCs w:val="28"/>
+                <w:rtl/>
+              </w:rPr>
+            </w:pPr>
+            <w:r>
+              <w:rPr>
+                <w:rFonts w:cs="David" w:hint="cs"/>
+                <w:b/>
+                <w:bCs/>
+                <w:sz w:val="28"/>
+                <w:szCs w:val="28"/>
+                <w:rtl/>
+              </w:rPr>
+              <w:t xml:space="preserve">{unitPrice}</w:t>
+            </w:r>
+          </w:p>
+        </w:tc>
+        <w:tc>
+          <w:tcPr>
+            <w:tcW w:w="1764" w:type="dxa"/>
+          </w:tcPr>
+          <w:p>
+            <w:pPr>
+              <w:rPr>
+                <w:rFonts w:cs="David" w:hint="cs"/>
+                <w:b/>
+                <w:bCs/>
+                <w:sz w:val="28"/>
+                <w:szCs w:val="28"/>
+                <w:rtl/>
+              </w:rPr>
+            </w:pPr>
+            <w:r>
+              <w:rPr>
+                <w:rFonts w:cs="David" w:hint="cs"/>
+                <w:b/>
+                <w:bCs/>
+                <w:sz w:val="28"/>
+                <w:szCs w:val="28"/>
+                <w:rtl/>
+              </w:rPr>
+              <w:t xml:space="preserve">{lineTotal}{/items}</w:t>
+            </w:r>
+          </w:p>
+        </w:tc>
+      </w:tr>
+    </w:tbl>
+    <w:p>
+      <w:pPr>
+        <w:rPr>
+          <w:vanish/>
+        </w:rPr>
+      </w:pPr>
+    </w:p>
+    <w:tbl>
+      <w:tblPr>
+        <w:tblpPr w:leftFromText="180" w:rightFromText="180" w:vertAnchor="text" w:horzAnchor="page" w:tblpX="2434" w:tblpY="249"/>
+        <w:bidiVisual/>
+        <w:tblW w:w="0" w:type="auto"/>
+        <w:tblBorders>
+          <w:top w:val="single" w:sz="4" w:space="0" w:color="auto"/>
+          <w:left w:val="single" w:sz="4" w:space="0" w:color="auto"/>
+          <w:bottom w:val="single" w:sz="4" w:space="0" w:color="auto"/>
+          <w:right w:val="single" w:sz="4" w:space="0" w:color="auto"/>
+          <w:insideH w:val="single" w:sz="4" w:space="0" w:color="auto"/>
+          <w:insideV w:val="single" w:sz="4" w:space="0" w:color="auto"/>
+        </w:tblBorders>
+        <w:tblLook w:val="04A0" w:firstRow="1" w:lastRow="0" w:firstColumn="1" w:lastColumn="0" w:noHBand="0" w:noVBand="1"/>
+      </w:tblPr>
+      <w:tblGrid>
+        <w:gridCol w:w="1764"/>
+        <w:gridCol w:w="1764"/>
+      </w:tblGrid>
+      <w:tr>
+        <w:tc>
+          <w:tcPr>
+            <w:tcW w:w="1764" w:type="dxa"/>
+          </w:tcPr>
+          <w:p>
+            <w:pPr>
+              <w:rPr>
+                <w:rFonts w:cs="David"/>
+                <w:b/>
+                <w:bCs/>
+                <w:sz w:val="28"/>
+                <w:szCs w:val="28"/>
+                <w:rtl/>
+              </w:rPr>
+            </w:pPr>
+            <w:r>
+              <w:rPr>
+                <w:rFonts w:cs="David" w:hint="cs"/>
+                <w:b/>
+                <w:bCs/>
+                <w:sz w:val="28"/>
+                <w:szCs w:val="28"/>
+                <w:rtl/>
+              </w:rPr>
+              <w:t>סה"כ</w:t>
+            </w:r>
+          </w:p>
+        </w:tc>
+        <w:tc>
+          <w:tcPr>
+            <w:tcW w:w="1764" w:type="dxa"/>
+          </w:tcPr>
+          <w:p>
+            <w:pPr>
+              <w:rPr>
+                <w:rFonts w:cs="David"/>
+                <w:b/>
+                <w:bCs/>
+                <w:sz w:val="28"/>
+                <w:szCs w:val="28"/>
+                <w:rtl/>
+              </w:rPr>
+            </w:pPr>
+            <w:r>
+              <w:rPr>
+                <w:rFonts w:cs="David" w:hint="cs"/>
+                <w:b/>
+                <w:bCs/>
+                <w:sz w:val="28"/>
+                <w:szCs w:val="28"/>
+                <w:rtl/>
+              </w:rPr>
+              <w:t xml:space="preserve">{subtotalAfterDiscount}</w:t>
+            </w:r>
+          </w:p>
+        </w:tc>
+      </w:tr>
+      <w:tr>
+        <w:tc>
+          <w:tcPr>
+            <w:tcW w:w="1764" w:type="dxa"/>
+          </w:tcPr>
+          <w:p>
+            <w:pPr>
+              <w:rPr>
+                <w:rFonts w:cs="David"/>
+                <w:b/>
+                <w:bCs/>
+                <w:sz w:val="28"/>
+                <w:szCs w:val="28"/>
+                <w:rtl/>
+              </w:rPr>
+            </w:pPr>
+            <w:r>
+              <w:rPr>
+                <w:rFonts w:cs="David" w:hint="cs"/>
+                <w:b/>
+                <w:bCs/>
+                <w:sz w:val="28"/>
+                <w:szCs w:val="28"/>
+                <w:rtl/>
+              </w:rPr>
+              <w:t>מע"מ 1</w:t>
+            </w:r>
+            <w:r>
+              <w:rPr>
+                <w:rFonts w:cs="David" w:hint="cs"/>
+                <w:b/>
+                <w:bCs/>
+                <w:sz w:val="28"/>
+                <w:szCs w:val="28"/>
+                <w:rtl/>
+              </w:rPr>
+              <w:t>8</w:t>
+            </w:r>
+            <w:r>
+              <w:rPr>
+                <w:rFonts w:cs="David" w:hint="cs"/>
+                <w:b/>
+                <w:bCs/>
+                <w:sz w:val="28"/>
+                <w:szCs w:val="28"/>
+                <w:rtl/>
+              </w:rPr>
+              <w:t>%</w:t>
+            </w:r>
+          </w:p>
+        </w:tc>
+        <w:tc>
+          <w:tcPr>
+            <w:tcW w:w="1764" w:type="dxa"/>
+          </w:tcPr>
+          <w:p>
+            <w:pPr>
+              <w:rPr>
+                <w:rFonts w:cs="David"/>
+                <w:b/>
+                <w:bCs/>
+                <w:sz w:val="28"/>
+                <w:szCs w:val="28"/>
+                <w:rtl/>
+              </w:rPr>
+            </w:pPr>
+            <w:r>
+              <w:rPr>
+                <w:rFonts w:cs="David" w:hint="cs"/>
+                <w:b/>
+                <w:bCs/>
+                <w:sz w:val="28"/>
+                <w:szCs w:val="28"/>
+                <w:rtl/>
+              </w:rPr>
+              <w:t xml:space="preserve">{vatAmount}</w:t>
+            </w:r>
+          </w:p>
+        </w:tc>
+      </w:tr>
+      <w:tr>
+        <w:tc>
+          <w:tcPr>
+            <w:tcW w:w="1764" w:type="dxa"/>
+          </w:tcPr>
+          <w:p>
+            <w:pPr>
+              <w:rPr>
+                <w:rFonts w:cs="David"/>
+                <w:b/>
+                <w:bCs/>
+                <w:sz w:val="28"/>
+                <w:szCs w:val="28"/>
+                <w:rtl/>
+              </w:rPr>
+            </w:pPr>
+            <w:r>
+              <w:rPr>
+                <w:rFonts w:cs="David" w:hint="cs"/>
+                <w:b/>
+                <w:bCs/>
+                <w:sz w:val="28"/>
+                <w:szCs w:val="28"/>
+                <w:rtl/>
+              </w:rPr>
+              <w:t xml:space="preserve">סה"כ לתשלום </w:t>
+            </w:r>
+          </w:p>
+        </w:tc>
+        <w:tc>
+          <w:tcPr>
+            <w:tcW w:w="1764" w:type="dxa"/>
+          </w:tcPr>
+          <w:p>
+            <w:pPr>
+              <w:rPr>
+                <w:rFonts w:cs="David"/>
+                <w:b/>
+                <w:bCs/>
+                <w:sz w:val="28"/>
+                <w:szCs w:val="28"/>
+                <w:rtl/>
+              </w:rPr>
+            </w:pPr>
+            <w:r>
+              <w:rPr>
+                <w:rFonts w:cs="David" w:hint="cs"/>
+                <w:b/>
+                <w:bCs/>
+                <w:sz w:val="28"/>
+                <w:szCs w:val="28"/>
+                <w:rtl/>
+              </w:rPr>
+              <w:t xml:space="preserve">{totalAmount}</w:t>
+            </w:r>
+          </w:p>
+        </w:tc>
+      </w:tr>
+    </w:tbl>
+    <w:p>
+      <w:pPr>
+        <w:rPr>
+          <w:vanish/>
+        </w:rPr>
+      </w:pPr>
+      <w:r>
+        <w:rPr>
+          <w:vanish/>
+        </w:rPr>
+        <w:t xml:space="preserve">{/hasDiscount}</w:t>
+      </w:r>
+    </w:p>
     <w:p>
       <w:pPr>
         <w:rPr>

--- a/apps/api/templates/kol-holem-acoustic.docx
+++ b/apps/api/templates/kol-holem-acoustic.docx
@@ -3946,44 +3946,7 @@
     </w:p>
     <w:p>
       <w:pPr>
-        <w:jc w:val="center"/>
-        <w:rPr>
-          <w:rFonts w:cs="David" w:hint="cs"/>
-          <w:sz w:val="28"/>
-          <w:szCs w:val="28"/>
-          <w:rtl/>
-        </w:rPr>
-      </w:pPr>
-      <w:r>
-        <w:rPr>
-          <w:rFonts w:cs="David" w:hint="cs"/>
-          <w:sz w:val="28"/>
-          <w:szCs w:val="28"/>
-          <w:rtl/>
-        </w:rPr>
-        <w:t>הנני</w:t>
-      </w:r>
-      <w:r>
-        <w:rPr>
-          <w:rFonts w:cs="David" w:hint="cs"/>
-          <w:sz w:val="28"/>
-          <w:szCs w:val="28"/>
-          <w:rtl/>
-        </w:rPr>
-        <w:t xml:space="preserve"> </w:t>
-      </w:r>
-      <w:r>
-        <w:rPr>
-          <w:rFonts w:cs="David" w:hint="cs"/>
-          <w:sz w:val="28"/>
-          <w:szCs w:val="28"/>
-          <w:rtl/>
-        </w:rPr>
-        <w:t>מאשר את ההצעה על כל סעיפיה.</w:t>
-      </w:r>
-    </w:p>
-    <w:p>
-      <w:pPr>
+        <w:ind w:left="720"/>
         <w:jc w:val="both"/>
         <w:rPr>
           <w:rFonts w:cs="David" w:hint="cs"/>
@@ -3994,208 +3957,20 @@
         </w:rPr>
       </w:pPr>
     </w:p>
-    <w:tbl>
-      <w:tblPr>
-        <w:bidiVisual/>
-        <w:tblW w:w="0" w:type="auto"/>
-        <w:tblInd w:w="360" w:type="dxa"/>
-        <w:tblBorders>
-          <w:top w:val="single" w:sz="4" w:space="0" w:color="auto"/>
-          <w:left w:val="single" w:sz="4" w:space="0" w:color="auto"/>
-          <w:bottom w:val="single" w:sz="4" w:space="0" w:color="auto"/>
-          <w:right w:val="single" w:sz="4" w:space="0" w:color="auto"/>
-          <w:insideH w:val="single" w:sz="4" w:space="0" w:color="auto"/>
-          <w:insideV w:val="single" w:sz="4" w:space="0" w:color="auto"/>
-        </w:tblBorders>
-        <w:tblLook w:val="04A0" w:firstRow="1" w:lastRow="0" w:firstColumn="1" w:lastColumn="0" w:noHBand="0" w:noVBand="1"/>
-      </w:tblPr>
-      <w:tblGrid>
-        <w:gridCol w:w="3441"/>
-        <w:gridCol w:w="3441"/>
-        <w:gridCol w:w="3440"/>
-      </w:tblGrid>
-      <w:tr>
-        <w:tc>
-          <w:tcPr>
-            <w:tcW w:w="3560" w:type="dxa"/>
-            <w:shd w:val="clear" w:color="auto" w:fill="auto"/>
-            <w:vAlign w:val="center"/>
-          </w:tcPr>
-          <w:p>
-            <w:pPr>
-              <w:jc w:val="center"/>
-              <w:rPr>
-                <w:rFonts w:cs="David" w:hint="cs"/>
-                <w:b/>
-                <w:bCs/>
-                <w:sz w:val="40"/>
-                <w:szCs w:val="40"/>
-                <w:rtl/>
-              </w:rPr>
-            </w:pPr>
-            <w:r>
-              <w:rPr>
-                <w:rFonts w:cs="David" w:hint="cs"/>
-                <w:b/>
-                <w:bCs/>
-                <w:sz w:val="40"/>
-                <w:szCs w:val="40"/>
-                <w:rtl/>
-              </w:rPr>
-              <w:t>שם מלא של מאשר ההצעה</w:t>
-            </w:r>
-          </w:p>
-        </w:tc>
-        <w:tc>
-          <w:tcPr>
-            <w:tcW w:w="3561" w:type="dxa"/>
-            <w:shd w:val="clear" w:color="auto" w:fill="auto"/>
-            <w:vAlign w:val="center"/>
-          </w:tcPr>
-          <w:p>
-            <w:pPr>
-              <w:jc w:val="center"/>
-              <w:rPr>
-                <w:rFonts w:cs="David" w:hint="cs"/>
-                <w:b/>
-                <w:bCs/>
-                <w:sz w:val="40"/>
-                <w:szCs w:val="40"/>
-                <w:rtl/>
-              </w:rPr>
-            </w:pPr>
-            <w:r>
-              <w:rPr>
-                <w:rFonts w:cs="David" w:hint="cs"/>
-                <w:b/>
-                <w:bCs/>
-                <w:sz w:val="40"/>
-                <w:szCs w:val="40"/>
-                <w:rtl/>
-              </w:rPr>
-              <w:t>חתימה</w:t>
-            </w:r>
-          </w:p>
-        </w:tc>
-        <w:tc>
-          <w:tcPr>
-            <w:tcW w:w="3561" w:type="dxa"/>
-            <w:shd w:val="clear" w:color="auto" w:fill="auto"/>
-            <w:vAlign w:val="center"/>
-          </w:tcPr>
-          <w:p>
-            <w:pPr>
-              <w:jc w:val="center"/>
-              <w:rPr>
-                <w:rFonts w:cs="David" w:hint="cs"/>
-                <w:b/>
-                <w:bCs/>
-                <w:sz w:val="40"/>
-                <w:szCs w:val="40"/>
-                <w:rtl/>
-              </w:rPr>
-            </w:pPr>
-            <w:r>
-              <w:rPr>
-                <w:rFonts w:cs="David" w:hint="cs"/>
-                <w:b/>
-                <w:bCs/>
-                <w:sz w:val="40"/>
-                <w:szCs w:val="40"/>
-                <w:rtl/>
-              </w:rPr>
-              <w:t>חותמת</w:t>
-            </w:r>
-          </w:p>
-        </w:tc>
-      </w:tr>
-      <w:tr>
-        <w:trPr>
-          <w:trHeight w:val="907"/>
-        </w:trPr>
-        <w:tc>
-          <w:tcPr>
-            <w:tcW w:w="3560" w:type="dxa"/>
-            <w:shd w:val="clear" w:color="auto" w:fill="auto"/>
-          </w:tcPr>
-          <w:p>
-            <w:pPr>
-              <w:jc w:val="both"/>
-              <w:rPr>
-                <w:rFonts w:cs="David" w:hint="cs"/>
-                <w:b/>
-                <w:bCs/>
-                <w:u w:val="single"/>
-                <w:rtl/>
-              </w:rPr>
-            </w:pPr>
-          </w:p>
-        </w:tc>
-        <w:tc>
-          <w:tcPr>
-            <w:tcW w:w="3561" w:type="dxa"/>
-            <w:shd w:val="clear" w:color="auto" w:fill="auto"/>
-          </w:tcPr>
-          <w:p>
-            <w:pPr>
-              <w:jc w:val="both"/>
-              <w:rPr>
-                <w:rFonts w:cs="David" w:hint="cs"/>
-                <w:b/>
-                <w:bCs/>
-                <w:u w:val="single"/>
-                <w:rtl/>
-              </w:rPr>
-            </w:pPr>
-          </w:p>
-        </w:tc>
-        <w:tc>
-          <w:tcPr>
-            <w:tcW w:w="3561" w:type="dxa"/>
-            <w:shd w:val="clear" w:color="auto" w:fill="auto"/>
-          </w:tcPr>
-          <w:p>
-            <w:pPr>
-              <w:jc w:val="both"/>
-              <w:rPr>
-                <w:rFonts w:cs="David" w:hint="cs"/>
-                <w:b/>
-                <w:bCs/>
-                <w:u w:val="single"/>
-                <w:rtl/>
-              </w:rPr>
-            </w:pPr>
-          </w:p>
-        </w:tc>
-      </w:tr>
-    </w:tbl>
     <w:p>
       <w:pPr>
         <w:ind w:left="720"/>
         <w:jc w:val="both"/>
         <w:rPr>
+          <w:rFonts w:ascii="Arial" w:hAnsi="Arial" w:cs="Arial"/>
+          <w:sz w:val="28"/>
+          <w:szCs w:val="28"/>
+          <w:rtl/>
+        </w:rPr>
+      </w:pPr>
+      <w:r>
+        <w:rPr>
           <w:rFonts w:cs="David" w:hint="cs"/>
-          <w:b/>
-          <w:bCs/>
-          <w:u w:val="single"/>
-          <w:rtl/>
-        </w:rPr>
-      </w:pPr>
-    </w:p>
-    <w:p>
-      <w:pPr>
-        <w:ind w:left="720"/>
-        <w:jc w:val="both"/>
-        <w:rPr>
-          <w:rFonts w:ascii="Arial" w:hAnsi="Arial" w:cs="Arial"/>
-          <w:sz w:val="28"/>
-          <w:szCs w:val="28"/>
-          <w:rtl/>
-        </w:rPr>
-      </w:pPr>
-      <w:r>
-        <w:rPr>
-          <w:rFonts w:cs="David" w:hint="cs"/>
           <w:sz w:val="28"/>
           <w:szCs w:val="28"/>
           <w:rtl/>
@@ -4206,1455 +3981,15 @@
     <w:p>
       <w:pPr>
         <w:jc w:val="center"/>
-        <w:rPr>
-          <w:rFonts w:cs="David"/>
-          <w:b/>
-          <w:bCs/>
-          <w:sz w:val="28"/>
-          <w:szCs w:val="28"/>
-          <w:u w:val="single"/>
-          <w:rtl/>
-        </w:rPr>
-      </w:pPr>
-      <w:r>
-        <w:rPr>
-          <w:rFonts w:ascii="Arial" w:hAnsi="Arial" w:cs="Arial"/>
-          <w:sz w:val="28"/>
-          <w:szCs w:val="28"/>
-          <w:rtl/>
-        </w:rPr>
-        <w:br w:type="page"/>
-      </w:r>
-      <w:r>
-        <w:rPr>
-          <w:rFonts w:cs="David" w:hint="cs"/>
-          <w:b/>
-          <w:bCs/>
-          <w:sz w:val="28"/>
-          <w:szCs w:val="28"/>
-          <w:u w:val="single"/>
-          <w:rtl/>
-        </w:rPr>
-        <w:t xml:space="preserve">נספח א ': תעודת הסמכה של הרשות להסמכת מעבדות </w:t>
-      </w:r>
-    </w:p>
-    <w:p>
-      <w:pPr>
-        <w:jc w:val="center"/>
-        <w:rPr>
-          <w:rFonts w:cs="David"/>
-          <w:b/>
-          <w:bCs/>
-          <w:sz w:val="28"/>
-          <w:szCs w:val="28"/>
-          <w:u w:val="single"/>
-          <w:rtl/>
-        </w:rPr>
-      </w:pPr>
-    </w:p>
-    <w:p>
-      <w:pPr>
-        <w:jc w:val="center"/>
-        <w:rPr>
-          <w:rFonts w:cs="David"/>
-          <w:b/>
-          <w:bCs/>
-          <w:sz w:val="28"/>
-          <w:szCs w:val="28"/>
-          <w:u w:val="single"/>
-          <w:rtl/>
-        </w:rPr>
-      </w:pPr>
-    </w:p>
-    <w:p>
-      <w:pPr>
-        <w:jc w:val="center"/>
-        <w:rPr>
-          <w:rFonts w:cs="David" w:hint="cs"/>
-          <w:b/>
-          <w:bCs/>
-          <w:sz w:val="28"/>
-          <w:szCs w:val="28"/>
-          <w:u w:val="single"/>
-          <w:rtl/>
-        </w:rPr>
-      </w:pPr>
-      <w:r>
-        <w:rPr>
-          <w:noProof/>
-        </w:rPr>
-        <w:pict>
-          <v:shape id="_x0000_i1027" type="#_x0000_t75" style="width:430.5pt;height:300.75pt;visibility:visible">
-            <v:imagedata r:id="rId9" o:title=""/>
-          </v:shape>
-        </w:pict>
-      </w:r>
-    </w:p>
-    <w:p>
-      <w:pPr>
-        <w:jc w:val="center"/>
-        <w:rPr>
-          <w:rFonts w:cs="David"/>
-          <w:b/>
-          <w:bCs/>
-          <w:sz w:val="28"/>
-          <w:szCs w:val="28"/>
-          <w:u w:val="single"/>
-          <w:rtl/>
-        </w:rPr>
-      </w:pPr>
-      <w:r>
-        <w:rPr>
-          <w:noProof/>
-        </w:rPr>
-        <w:pict>
-          <v:shape id="_x0000_i1028" type="#_x0000_t75" style="width:431.25pt;height:303pt;visibility:visible">
-            <v:imagedata r:id="rId10" o:title=""/>
-          </v:shape>
-        </w:pict>
-      </w:r>
-    </w:p>
-    <w:p>
-      <w:pPr>
-        <w:jc w:val="center"/>
-        <w:rPr>
-          <w:rFonts w:cs="David"/>
-          <w:b/>
-          <w:bCs/>
-          <w:sz w:val="28"/>
-          <w:szCs w:val="28"/>
-          <w:u w:val="single"/>
-          <w:rtl/>
-        </w:rPr>
-      </w:pPr>
-    </w:p>
-    <w:p>
-      <w:pPr>
-        <w:rPr>
-          <w:rFonts w:cs="David"/>
-          <w:b/>
-          <w:bCs/>
-          <w:sz w:val="28"/>
-          <w:szCs w:val="28"/>
-          <w:u w:val="single"/>
-          <w:rtl/>
-        </w:rPr>
-      </w:pPr>
-    </w:p>
-    <w:p>
-      <w:pPr>
-        <w:jc w:val="center"/>
-        <w:rPr>
-          <w:rFonts w:cs="David"/>
-          <w:b/>
-          <w:bCs/>
-          <w:sz w:val="28"/>
-          <w:szCs w:val="28"/>
-          <w:u w:val="single"/>
-        </w:rPr>
-      </w:pPr>
-      <w:r>
-        <w:rPr>
-          <w:rFonts w:cs="David"/>
-          <w:b/>
-          <w:bCs/>
-          <w:sz w:val="28"/>
-          <w:szCs w:val="28"/>
-          <w:u w:val="single"/>
-          <w:rtl/>
-        </w:rPr>
-        <w:t xml:space="preserve">נספח </w:t>
-      </w:r>
-      <w:r>
-        <w:rPr>
-          <w:rFonts w:cs="David" w:hint="cs"/>
-          <w:b/>
-          <w:bCs/>
-          <w:sz w:val="28"/>
-          <w:szCs w:val="28"/>
-          <w:u w:val="single"/>
-          <w:rtl/>
-        </w:rPr>
-        <w:t>ב</w:t>
-      </w:r>
-      <w:r>
-        <w:rPr>
-          <w:rFonts w:cs="David"/>
-          <w:b/>
-          <w:bCs/>
-          <w:sz w:val="28"/>
-          <w:szCs w:val="28"/>
-          <w:u w:val="single"/>
-          <w:rtl/>
-        </w:rPr>
-        <w:t xml:space="preserve">': תעודות </w:t>
-      </w:r>
-      <w:r>
-        <w:rPr>
-          <w:rFonts w:cs="David"/>
-          <w:b/>
-          <w:bCs/>
-          <w:sz w:val="28"/>
-          <w:szCs w:val="28"/>
-          <w:u w:val="single"/>
-        </w:rPr>
-        <w:t>ISO</w:t>
-      </w:r>
-    </w:p>
-    <w:p>
-      <w:pPr>
-        <w:jc w:val="center"/>
-        <w:rPr>
-          <w:rFonts w:cs="David"/>
-          <w:b/>
-          <w:bCs/>
-          <w:sz w:val="28"/>
-          <w:szCs w:val="28"/>
-          <w:u w:val="single"/>
-        </w:rPr>
-      </w:pPr>
-    </w:p>
-    <w:p>
-      <w:pPr>
-        <w:jc w:val="center"/>
-        <w:rPr>
-          <w:rFonts w:cs="David"/>
-          <w:b/>
-          <w:bCs/>
-          <w:sz w:val="28"/>
-          <w:szCs w:val="28"/>
-          <w:u w:val="single"/>
-        </w:rPr>
-      </w:pPr>
-    </w:p>
-    <w:p>
-      <w:pPr>
-        <w:jc w:val="center"/>
-        <w:rPr>
-          <w:rFonts w:cs="David"/>
-          <w:b/>
-          <w:bCs/>
-          <w:sz w:val="28"/>
-          <w:szCs w:val="28"/>
-          <w:u w:val="single"/>
-        </w:rPr>
-      </w:pPr>
-    </w:p>
-    <w:p>
-      <w:pPr>
-        <w:jc w:val="center"/>
-        <w:rPr>
-          <w:rFonts w:cs="David"/>
-          <w:b/>
-          <w:bCs/>
-          <w:sz w:val="28"/>
-          <w:szCs w:val="28"/>
-          <w:u w:val="single"/>
-        </w:rPr>
-      </w:pPr>
-    </w:p>
-    <w:p>
-      <w:pPr>
-        <w:jc w:val="center"/>
-        <w:rPr>
-          <w:rFonts w:cs="David"/>
-          <w:b/>
-          <w:bCs/>
-          <w:sz w:val="28"/>
-          <w:szCs w:val="28"/>
-          <w:u w:val="single"/>
-        </w:rPr>
-      </w:pPr>
-    </w:p>
-    <w:p>
-      <w:pPr>
-        <w:jc w:val="center"/>
-        <w:rPr>
-          <w:rFonts w:cs="David"/>
-          <w:b/>
-          <w:bCs/>
-          <w:sz w:val="28"/>
-          <w:szCs w:val="28"/>
-          <w:u w:val="single"/>
-        </w:rPr>
-      </w:pPr>
-    </w:p>
-    <w:p>
-      <w:pPr>
-        <w:jc w:val="center"/>
-        <w:rPr>
-          <w:rFonts w:cs="David"/>
-          <w:b/>
-          <w:bCs/>
-          <w:sz w:val="28"/>
-          <w:szCs w:val="28"/>
-          <w:u w:val="single"/>
-        </w:rPr>
-      </w:pPr>
-    </w:p>
-    <w:p>
-      <w:pPr>
-        <w:jc w:val="center"/>
-        <w:rPr>
-          <w:rFonts w:cs="David"/>
-          <w:b/>
-          <w:bCs/>
-          <w:sz w:val="28"/>
-          <w:szCs w:val="28"/>
-          <w:u w:val="single"/>
-        </w:rPr>
-      </w:pPr>
-    </w:p>
-    <w:p>
-      <w:pPr>
-        <w:jc w:val="center"/>
-        <w:rPr>
-          <w:rFonts w:cs="David"/>
-          <w:b/>
-          <w:bCs/>
-          <w:sz w:val="28"/>
-          <w:szCs w:val="28"/>
-          <w:u w:val="single"/>
-        </w:rPr>
-      </w:pPr>
-    </w:p>
-    <w:p>
-      <w:pPr>
-        <w:jc w:val="center"/>
-        <w:rPr>
-          <w:rFonts w:cs="David"/>
-          <w:b/>
-          <w:bCs/>
-          <w:sz w:val="28"/>
-          <w:szCs w:val="28"/>
-          <w:u w:val="single"/>
-        </w:rPr>
-      </w:pPr>
-    </w:p>
-    <w:p>
-      <w:pPr>
-        <w:jc w:val="center"/>
-        <w:rPr>
-          <w:rFonts w:cs="David"/>
-          <w:b/>
-          <w:bCs/>
-          <w:sz w:val="28"/>
-          <w:szCs w:val="28"/>
-          <w:u w:val="single"/>
-        </w:rPr>
-      </w:pPr>
-    </w:p>
-    <w:p>
-      <w:pPr>
-        <w:jc w:val="center"/>
-        <w:rPr>
-          <w:rFonts w:cs="David"/>
-          <w:b/>
-          <w:bCs/>
-          <w:sz w:val="28"/>
-          <w:szCs w:val="28"/>
-          <w:u w:val="single"/>
-        </w:rPr>
-      </w:pPr>
-    </w:p>
-    <w:p>
-      <w:pPr>
-        <w:jc w:val="center"/>
-        <w:rPr>
-          <w:rFonts w:cs="David"/>
-          <w:b/>
-          <w:bCs/>
-          <w:sz w:val="28"/>
-          <w:szCs w:val="28"/>
-          <w:u w:val="single"/>
-        </w:rPr>
-      </w:pPr>
-    </w:p>
-    <w:p>
-      <w:pPr>
-        <w:jc w:val="center"/>
-        <w:rPr>
-          <w:rFonts w:cs="David"/>
-          <w:b/>
-          <w:bCs/>
-          <w:sz w:val="28"/>
-          <w:szCs w:val="28"/>
-          <w:u w:val="single"/>
-        </w:rPr>
-      </w:pPr>
-    </w:p>
-    <w:p>
-      <w:pPr>
-        <w:jc w:val="center"/>
-        <w:rPr>
-          <w:rFonts w:cs="David"/>
-          <w:b/>
-          <w:bCs/>
-          <w:sz w:val="28"/>
-          <w:szCs w:val="28"/>
-          <w:u w:val="single"/>
-        </w:rPr>
-      </w:pPr>
-    </w:p>
-    <w:p>
-      <w:pPr>
-        <w:jc w:val="center"/>
-        <w:rPr>
-          <w:rFonts w:cs="David"/>
-          <w:b/>
-          <w:bCs/>
-          <w:sz w:val="28"/>
-          <w:szCs w:val="28"/>
-          <w:u w:val="single"/>
-        </w:rPr>
-      </w:pPr>
-    </w:p>
-    <w:p>
-      <w:pPr>
-        <w:jc w:val="center"/>
-        <w:rPr>
-          <w:rFonts w:cs="David"/>
-          <w:b/>
-          <w:bCs/>
-          <w:sz w:val="28"/>
-          <w:szCs w:val="28"/>
-          <w:u w:val="single"/>
-        </w:rPr>
-      </w:pPr>
-    </w:p>
-    <w:p>
-      <w:pPr>
-        <w:jc w:val="center"/>
-        <w:rPr>
-          <w:rFonts w:cs="David"/>
-          <w:b/>
-          <w:bCs/>
-          <w:sz w:val="28"/>
-          <w:szCs w:val="28"/>
-          <w:u w:val="single"/>
-        </w:rPr>
-      </w:pPr>
-    </w:p>
-    <w:p>
-      <w:pPr>
-        <w:jc w:val="center"/>
-        <w:rPr>
-          <w:rFonts w:cs="David"/>
-          <w:b/>
-          <w:bCs/>
-          <w:sz w:val="28"/>
-          <w:szCs w:val="28"/>
-          <w:u w:val="single"/>
-        </w:rPr>
-      </w:pPr>
-    </w:p>
-    <w:p>
-      <w:pPr>
-        <w:jc w:val="center"/>
-        <w:rPr>
-          <w:rFonts w:cs="David"/>
-          <w:b/>
-          <w:bCs/>
-          <w:sz w:val="28"/>
-          <w:szCs w:val="28"/>
-          <w:u w:val="single"/>
-        </w:rPr>
-      </w:pPr>
-    </w:p>
-    <w:p>
-      <w:pPr>
-        <w:jc w:val="center"/>
-        <w:rPr>
-          <w:rFonts w:cs="David"/>
-          <w:b/>
-          <w:bCs/>
-          <w:sz w:val="28"/>
-          <w:szCs w:val="28"/>
-          <w:u w:val="single"/>
-        </w:rPr>
-      </w:pPr>
-    </w:p>
-    <w:p>
-      <w:pPr>
-        <w:jc w:val="center"/>
-        <w:rPr>
-          <w:rFonts w:cs="David"/>
-          <w:b/>
-          <w:bCs/>
-          <w:sz w:val="28"/>
-          <w:szCs w:val="28"/>
-          <w:u w:val="single"/>
-        </w:rPr>
-      </w:pPr>
-    </w:p>
-    <w:p>
-      <w:pPr>
-        <w:jc w:val="center"/>
-        <w:rPr>
-          <w:rFonts w:cs="David"/>
-          <w:b/>
-          <w:bCs/>
-          <w:sz w:val="28"/>
-          <w:szCs w:val="28"/>
-          <w:u w:val="single"/>
-        </w:rPr>
-      </w:pPr>
-    </w:p>
-    <w:p>
-      <w:pPr>
-        <w:jc w:val="center"/>
-        <w:rPr>
-          <w:rFonts w:cs="David"/>
-          <w:b/>
-          <w:bCs/>
-          <w:sz w:val="28"/>
-          <w:szCs w:val="28"/>
-          <w:u w:val="single"/>
-        </w:rPr>
-      </w:pPr>
-    </w:p>
-    <w:p>
-      <w:pPr>
-        <w:jc w:val="center"/>
-        <w:rPr>
-          <w:rFonts w:cs="David"/>
-          <w:b/>
-          <w:bCs/>
-          <w:sz w:val="28"/>
-          <w:szCs w:val="28"/>
-          <w:u w:val="single"/>
-        </w:rPr>
-      </w:pPr>
-    </w:p>
-    <w:p>
-      <w:pPr>
-        <w:jc w:val="center"/>
-        <w:rPr>
-          <w:rFonts w:cs="David"/>
-          <w:b/>
-          <w:bCs/>
-          <w:sz w:val="28"/>
-          <w:szCs w:val="28"/>
-          <w:u w:val="single"/>
-        </w:rPr>
-      </w:pPr>
-    </w:p>
-    <w:p>
-      <w:pPr>
-        <w:jc w:val="center"/>
-        <w:rPr>
-          <w:rFonts w:cs="David"/>
-          <w:b/>
-          <w:bCs/>
-          <w:sz w:val="28"/>
-          <w:szCs w:val="28"/>
-          <w:u w:val="single"/>
-        </w:rPr>
-      </w:pPr>
-    </w:p>
-    <w:p>
-      <w:pPr>
-        <w:jc w:val="center"/>
-        <w:rPr>
-          <w:rFonts w:cs="David"/>
-          <w:b/>
-          <w:bCs/>
-          <w:sz w:val="28"/>
-          <w:szCs w:val="28"/>
-          <w:u w:val="single"/>
-        </w:rPr>
-      </w:pPr>
-    </w:p>
-    <w:p>
-      <w:pPr>
-        <w:jc w:val="center"/>
-        <w:rPr>
-          <w:rFonts w:cs="David"/>
-          <w:b/>
-          <w:bCs/>
-          <w:sz w:val="28"/>
-          <w:szCs w:val="28"/>
-          <w:u w:val="single"/>
-        </w:rPr>
-      </w:pPr>
-    </w:p>
-    <w:p>
-      <w:pPr>
-        <w:jc w:val="center"/>
-        <w:rPr>
-          <w:rFonts w:cs="David"/>
-          <w:b/>
-          <w:bCs/>
-          <w:sz w:val="28"/>
-          <w:szCs w:val="28"/>
-          <w:u w:val="single"/>
-        </w:rPr>
-      </w:pPr>
-    </w:p>
-    <w:p>
-      <w:pPr>
-        <w:jc w:val="center"/>
-        <w:rPr>
-          <w:rFonts w:cs="David"/>
-          <w:b/>
-          <w:bCs/>
-          <w:sz w:val="28"/>
-          <w:szCs w:val="28"/>
-          <w:u w:val="single"/>
-        </w:rPr>
-      </w:pPr>
-    </w:p>
-    <w:p>
-      <w:pPr>
-        <w:jc w:val="center"/>
-        <w:rPr>
-          <w:rFonts w:cs="David"/>
-          <w:b/>
-          <w:bCs/>
-          <w:sz w:val="28"/>
-          <w:szCs w:val="28"/>
-          <w:u w:val="single"/>
-        </w:rPr>
-      </w:pPr>
-    </w:p>
-    <w:p>
-      <w:pPr>
-        <w:jc w:val="center"/>
-        <w:rPr>
-          <w:rFonts w:cs="David"/>
-          <w:b/>
-          <w:bCs/>
-          <w:sz w:val="28"/>
-          <w:szCs w:val="28"/>
-          <w:u w:val="single"/>
-        </w:rPr>
-      </w:pPr>
-    </w:p>
-    <w:p>
-      <w:pPr>
-        <w:jc w:val="center"/>
-        <w:rPr>
-          <w:rFonts w:cs="David"/>
-          <w:b/>
-          <w:bCs/>
-          <w:sz w:val="28"/>
-          <w:szCs w:val="28"/>
-          <w:u w:val="single"/>
-        </w:rPr>
-      </w:pPr>
-    </w:p>
-    <w:p>
-      <w:pPr>
-        <w:jc w:val="center"/>
-        <w:rPr>
-          <w:rFonts w:cs="David"/>
-          <w:b/>
-          <w:bCs/>
-          <w:sz w:val="28"/>
-          <w:szCs w:val="28"/>
-          <w:u w:val="single"/>
-        </w:rPr>
-      </w:pPr>
-    </w:p>
-    <w:p>
-      <w:pPr>
-        <w:jc w:val="center"/>
-        <w:rPr>
-          <w:rFonts w:cs="David"/>
-          <w:b/>
-          <w:bCs/>
-          <w:sz w:val="28"/>
-          <w:szCs w:val="28"/>
-          <w:u w:val="single"/>
-        </w:rPr>
-      </w:pPr>
-      <w:r>
-        <w:rPr>
-          <w:rFonts w:cs="David"/>
-          <w:b/>
-          <w:bCs/>
-          <w:sz w:val="28"/>
-          <w:szCs w:val="28"/>
-          <w:u w:val="single"/>
-        </w:rPr>
-        <w:pict w14:anchorId="380469AC">
-          <v:shape id="_x0000_s2055" type="#_x0000_t75" style="position:absolute;left:0;text-align:left;margin-left:37.5pt;margin-top:347.45pt;width:444pt;height:315.3pt;z-index:251656704;visibility:visible;mso-position-horizontal-relative:margin;mso-position-vertical-relative:margin">
-            <v:imagedata r:id="rId11" o:title=""/>
-            <w10:wrap type="square" anchorx="margin" anchory="margin"/>
-          </v:shape>
-        </w:pict>
-      </w:r>
-      <w:r>
-        <w:rPr>
-          <w:rFonts w:cs="David"/>
-          <w:b/>
-          <w:bCs/>
-          <w:sz w:val="28"/>
-          <w:szCs w:val="28"/>
-          <w:u w:val="single"/>
-        </w:rPr>
-        <w:pict w14:anchorId="1C56CDCB">
-          <v:shape id="תמונה 1" o:spid="_x0000_s2054" type="#_x0000_t75" style="position:absolute;left:0;text-align:left;margin-left:38.8pt;margin-top:23.7pt;width:444.5pt;height:316.3pt;z-index:251655680;visibility:visible;mso-position-horizontal-relative:margin;mso-position-vertical-relative:margin">
-            <v:imagedata r:id="rId12" o:title=""/>
-            <w10:wrap type="square" anchorx="margin" anchory="margin"/>
-          </v:shape>
-        </w:pict>
-      </w:r>
-    </w:p>
-    <w:p>
-      <w:pPr>
-        <w:jc w:val="center"/>
-        <w:rPr>
-          <w:rFonts w:cs="David"/>
-          <w:b/>
-          <w:bCs/>
-          <w:sz w:val="28"/>
-          <w:szCs w:val="28"/>
-          <w:u w:val="single"/>
-          <w:rtl/>
-        </w:rPr>
-      </w:pPr>
-    </w:p>
-    <w:p>
-      <w:pPr>
-        <w:jc w:val="center"/>
-        <w:rPr>
-          <w:rFonts w:cs="David"/>
-          <w:b/>
-          <w:bCs/>
-          <w:sz w:val="28"/>
-          <w:szCs w:val="28"/>
-          <w:u w:val="single"/>
-        </w:rPr>
-      </w:pPr>
-    </w:p>
-    <w:p>
-      <w:pPr>
-        <w:jc w:val="center"/>
-        <w:rPr>
-          <w:rFonts w:cs="David"/>
-          <w:b/>
-          <w:bCs/>
-          <w:sz w:val="28"/>
-          <w:szCs w:val="28"/>
-          <w:u w:val="single"/>
-        </w:rPr>
-      </w:pPr>
-    </w:p>
-    <w:p>
-      <w:pPr>
-        <w:jc w:val="center"/>
-        <w:rPr>
-          <w:rFonts w:cs="David"/>
-          <w:b/>
-          <w:bCs/>
-          <w:sz w:val="28"/>
-          <w:szCs w:val="28"/>
-          <w:u w:val="single"/>
-        </w:rPr>
-      </w:pPr>
-    </w:p>
-    <w:p>
-      <w:pPr>
-        <w:jc w:val="center"/>
-        <w:rPr>
-          <w:rFonts w:cs="David"/>
-          <w:b/>
-          <w:bCs/>
-          <w:sz w:val="28"/>
-          <w:szCs w:val="28"/>
-          <w:u w:val="single"/>
-        </w:rPr>
-      </w:pPr>
-    </w:p>
-    <w:p>
-      <w:pPr>
-        <w:jc w:val="center"/>
-        <w:rPr>
-          <w:rFonts w:cs="David"/>
-          <w:b/>
-          <w:bCs/>
-          <w:sz w:val="28"/>
-          <w:szCs w:val="28"/>
-          <w:u w:val="single"/>
-        </w:rPr>
-      </w:pPr>
-    </w:p>
-    <w:p>
-      <w:pPr>
-        <w:jc w:val="center"/>
-        <w:rPr>
-          <w:rFonts w:cs="David"/>
-          <w:b/>
-          <w:bCs/>
-          <w:sz w:val="28"/>
-          <w:szCs w:val="28"/>
-          <w:u w:val="single"/>
-        </w:rPr>
-      </w:pPr>
-    </w:p>
-    <w:p>
-      <w:pPr>
-        <w:jc w:val="center"/>
-        <w:rPr>
-          <w:rFonts w:cs="David"/>
-          <w:b/>
-          <w:bCs/>
-          <w:sz w:val="28"/>
-          <w:szCs w:val="28"/>
-          <w:u w:val="single"/>
-        </w:rPr>
-      </w:pPr>
-    </w:p>
-    <w:p>
-      <w:pPr>
-        <w:jc w:val="center"/>
-        <w:rPr>
-          <w:rFonts w:cs="David"/>
-          <w:b/>
-          <w:bCs/>
-          <w:sz w:val="28"/>
-          <w:szCs w:val="28"/>
-          <w:u w:val="single"/>
-        </w:rPr>
-      </w:pPr>
-    </w:p>
-    <w:p>
-      <w:pPr>
-        <w:jc w:val="center"/>
-        <w:rPr>
-          <w:rFonts w:cs="David"/>
-          <w:b/>
-          <w:bCs/>
-          <w:sz w:val="28"/>
-          <w:szCs w:val="28"/>
-          <w:u w:val="single"/>
-        </w:rPr>
-      </w:pPr>
-    </w:p>
-    <w:p>
-      <w:pPr>
-        <w:jc w:val="center"/>
-        <w:rPr>
-          <w:rFonts w:cs="David"/>
-          <w:b/>
-          <w:bCs/>
-          <w:sz w:val="28"/>
-          <w:szCs w:val="28"/>
-          <w:u w:val="single"/>
-        </w:rPr>
-      </w:pPr>
-    </w:p>
-    <w:p>
-      <w:pPr>
-        <w:jc w:val="center"/>
-        <w:rPr>
-          <w:rFonts w:cs="David"/>
-          <w:b/>
-          <w:bCs/>
-          <w:sz w:val="28"/>
-          <w:szCs w:val="28"/>
-          <w:u w:val="single"/>
-        </w:rPr>
-      </w:pPr>
-    </w:p>
-    <w:p>
-      <w:pPr>
-        <w:jc w:val="center"/>
-        <w:rPr>
-          <w:rFonts w:cs="David"/>
-          <w:b/>
-          <w:bCs/>
-          <w:sz w:val="28"/>
-          <w:szCs w:val="28"/>
-          <w:u w:val="single"/>
-        </w:rPr>
-      </w:pPr>
-    </w:p>
-    <w:p>
-      <w:pPr>
-        <w:jc w:val="center"/>
-        <w:rPr>
-          <w:rFonts w:cs="David"/>
-          <w:b/>
-          <w:bCs/>
-          <w:sz w:val="28"/>
-          <w:szCs w:val="28"/>
-          <w:u w:val="single"/>
-        </w:rPr>
-      </w:pPr>
-      <w:r>
-        <w:rPr>
-          <w:rFonts w:cs="David"/>
-          <w:b/>
-          <w:bCs/>
-          <w:sz w:val="28"/>
-          <w:szCs w:val="28"/>
-          <w:u w:val="single"/>
-        </w:rPr>
-        <w:pict w14:anchorId="4921A436">
-          <v:shape id="_x0000_s2056" type="#_x0000_t75" style="position:absolute;left:0;text-align:left;margin-left:0;margin-top:0;width:445.4pt;height:315.25pt;z-index:251657728;visibility:visible;mso-position-horizontal:center;mso-position-horizontal-relative:margin;mso-position-vertical:top;mso-position-vertical-relative:margin">
-            <v:imagedata r:id="rId13" o:title=""/>
-            <w10:wrap type="square" anchorx="margin" anchory="margin"/>
-          </v:shape>
-        </w:pict>
-      </w:r>
-    </w:p>
-    <w:p>
-      <w:pPr>
-        <w:jc w:val="center"/>
-        <w:rPr>
-          <w:rFonts w:cs="David"/>
-          <w:b/>
-          <w:bCs/>
-          <w:sz w:val="28"/>
-          <w:szCs w:val="28"/>
-          <w:u w:val="single"/>
-        </w:rPr>
-      </w:pPr>
-    </w:p>
-    <w:p>
-      <w:pPr>
-        <w:jc w:val="center"/>
-        <w:rPr>
-          <w:rFonts w:cs="David"/>
-          <w:b/>
-          <w:bCs/>
-          <w:sz w:val="28"/>
-          <w:szCs w:val="28"/>
-          <w:u w:val="single"/>
-        </w:rPr>
-      </w:pPr>
-    </w:p>
-    <w:p>
-      <w:pPr>
-        <w:jc w:val="center"/>
-        <w:rPr>
-          <w:rFonts w:cs="David"/>
-          <w:b/>
-          <w:bCs/>
-          <w:sz w:val="28"/>
-          <w:szCs w:val="28"/>
-          <w:u w:val="single"/>
-        </w:rPr>
-      </w:pPr>
-    </w:p>
-    <w:p>
-      <w:pPr>
-        <w:jc w:val="center"/>
-        <w:rPr>
-          <w:rFonts w:cs="David"/>
-          <w:b/>
-          <w:bCs/>
-          <w:sz w:val="28"/>
-          <w:szCs w:val="28"/>
-          <w:u w:val="single"/>
-        </w:rPr>
-      </w:pPr>
-    </w:p>
-    <w:p>
-      <w:pPr>
-        <w:jc w:val="center"/>
-        <w:rPr>
-          <w:rFonts w:cs="David"/>
-          <w:b/>
-          <w:bCs/>
-          <w:sz w:val="28"/>
-          <w:szCs w:val="28"/>
-          <w:u w:val="single"/>
-        </w:rPr>
-      </w:pPr>
-    </w:p>
-    <w:p>
-      <w:pPr>
-        <w:jc w:val="center"/>
-        <w:rPr>
-          <w:rFonts w:cs="David"/>
-          <w:b/>
-          <w:bCs/>
-          <w:sz w:val="28"/>
-          <w:szCs w:val="28"/>
-          <w:u w:val="single"/>
-        </w:rPr>
-      </w:pPr>
-    </w:p>
-    <w:p>
-      <w:pPr>
-        <w:jc w:val="center"/>
-        <w:rPr>
-          <w:rFonts w:cs="David"/>
-          <w:b/>
-          <w:bCs/>
-          <w:sz w:val="28"/>
-          <w:szCs w:val="28"/>
-          <w:u w:val="single"/>
-        </w:rPr>
-      </w:pPr>
-    </w:p>
-    <w:p>
-      <w:pPr>
-        <w:jc w:val="center"/>
-        <w:rPr>
-          <w:rFonts w:cs="David"/>
-          <w:b/>
-          <w:bCs/>
-          <w:sz w:val="28"/>
-          <w:szCs w:val="28"/>
-          <w:u w:val="single"/>
-        </w:rPr>
-      </w:pPr>
-    </w:p>
-    <w:p>
-      <w:pPr>
-        <w:jc w:val="center"/>
-        <w:rPr>
-          <w:rFonts w:cs="David"/>
-          <w:b/>
-          <w:bCs/>
-          <w:sz w:val="28"/>
-          <w:szCs w:val="28"/>
-          <w:u w:val="single"/>
-        </w:rPr>
-      </w:pPr>
-    </w:p>
-    <w:p>
-      <w:pPr>
-        <w:jc w:val="center"/>
-        <w:rPr>
-          <w:rFonts w:cs="David"/>
-          <w:b/>
-          <w:bCs/>
-          <w:sz w:val="28"/>
-          <w:szCs w:val="28"/>
-          <w:u w:val="single"/>
-        </w:rPr>
-      </w:pPr>
-    </w:p>
-    <w:p>
-      <w:pPr>
-        <w:jc w:val="center"/>
-        <w:rPr>
-          <w:rFonts w:cs="David"/>
-          <w:b/>
-          <w:bCs/>
-          <w:sz w:val="28"/>
-          <w:szCs w:val="28"/>
-          <w:u w:val="single"/>
-        </w:rPr>
-      </w:pPr>
-    </w:p>
-    <w:p>
-      <w:pPr>
-        <w:jc w:val="center"/>
-        <w:rPr>
-          <w:rFonts w:cs="David"/>
-          <w:b/>
-          <w:bCs/>
-          <w:sz w:val="28"/>
-          <w:szCs w:val="28"/>
-          <w:u w:val="single"/>
-        </w:rPr>
-      </w:pPr>
-    </w:p>
-    <w:p>
-      <w:pPr>
-        <w:jc w:val="center"/>
-        <w:rPr>
-          <w:rFonts w:cs="David"/>
-          <w:b/>
-          <w:bCs/>
-          <w:sz w:val="28"/>
-          <w:szCs w:val="28"/>
-          <w:u w:val="single"/>
-        </w:rPr>
-      </w:pPr>
-    </w:p>
-    <w:p>
-      <w:pPr>
-        <w:jc w:val="center"/>
-        <w:rPr>
-          <w:rFonts w:cs="David"/>
-          <w:b/>
-          <w:bCs/>
-          <w:sz w:val="28"/>
-          <w:szCs w:val="28"/>
-          <w:u w:val="single"/>
-        </w:rPr>
-      </w:pPr>
-    </w:p>
-    <w:p>
-      <w:pPr>
-        <w:jc w:val="center"/>
-        <w:rPr>
-          <w:rFonts w:cs="David"/>
-          <w:b/>
-          <w:bCs/>
-          <w:sz w:val="28"/>
-          <w:szCs w:val="28"/>
-          <w:u w:val="single"/>
-          <w:rtl/>
-        </w:rPr>
-      </w:pPr>
-    </w:p>
-    <w:p>
-      <w:pPr>
-        <w:jc w:val="center"/>
-        <w:rPr>
-          <w:rFonts w:cs="David"/>
-          <w:b/>
-          <w:bCs/>
-          <w:sz w:val="28"/>
-          <w:szCs w:val="28"/>
-          <w:u w:val="single"/>
-        </w:rPr>
-      </w:pPr>
-    </w:p>
-    <w:p>
-      <w:pPr>
-        <w:jc w:val="center"/>
-        <w:rPr>
-          <w:rFonts w:cs="David"/>
-          <w:b/>
-          <w:bCs/>
-          <w:sz w:val="28"/>
-          <w:szCs w:val="28"/>
-          <w:u w:val="single"/>
-        </w:rPr>
-      </w:pPr>
-    </w:p>
-    <w:p>
-      <w:pPr>
-        <w:jc w:val="center"/>
-        <w:rPr>
-          <w:rFonts w:cs="David"/>
-          <w:b/>
-          <w:bCs/>
-          <w:sz w:val="28"/>
-          <w:szCs w:val="28"/>
-          <w:u w:val="single"/>
-        </w:rPr>
-      </w:pPr>
-    </w:p>
-    <w:p>
-      <w:pPr>
-        <w:jc w:val="center"/>
-        <w:rPr>
-          <w:rFonts w:cs="David"/>
-          <w:b/>
-          <w:bCs/>
-          <w:sz w:val="28"/>
-          <w:szCs w:val="28"/>
-          <w:u w:val="single"/>
-        </w:rPr>
-      </w:pPr>
-    </w:p>
-    <w:p>
-      <w:pPr>
-        <w:jc w:val="center"/>
-        <w:rPr>
-          <w:rFonts w:cs="David"/>
-          <w:b/>
-          <w:bCs/>
-          <w:sz w:val="28"/>
-          <w:szCs w:val="28"/>
-          <w:u w:val="single"/>
-        </w:rPr>
-      </w:pPr>
-    </w:p>
-    <w:p>
-      <w:pPr>
-        <w:jc w:val="center"/>
-        <w:rPr>
-          <w:rFonts w:cs="David"/>
-          <w:b/>
-          <w:bCs/>
-          <w:sz w:val="28"/>
-          <w:szCs w:val="28"/>
-          <w:u w:val="single"/>
-        </w:rPr>
-      </w:pPr>
-    </w:p>
-    <w:p>
-      <w:pPr>
-        <w:jc w:val="center"/>
-        <w:rPr>
-          <w:rFonts w:cs="David"/>
-          <w:b/>
-          <w:bCs/>
-          <w:sz w:val="28"/>
-          <w:szCs w:val="28"/>
-          <w:u w:val="single"/>
-        </w:rPr>
-      </w:pPr>
-    </w:p>
-    <w:p>
-      <w:pPr>
-        <w:jc w:val="center"/>
-        <w:rPr>
-          <w:rFonts w:cs="David"/>
-          <w:b/>
-          <w:bCs/>
-          <w:sz w:val="28"/>
-          <w:szCs w:val="28"/>
-          <w:u w:val="single"/>
-        </w:rPr>
-      </w:pPr>
-    </w:p>
-    <w:p>
-      <w:pPr>
-        <w:jc w:val="center"/>
-        <w:rPr>
-          <w:rFonts w:cs="David"/>
-          <w:b/>
-          <w:bCs/>
-          <w:sz w:val="28"/>
-          <w:szCs w:val="28"/>
-          <w:u w:val="single"/>
-        </w:rPr>
-      </w:pPr>
-    </w:p>
-    <w:p>
-      <w:pPr>
-        <w:jc w:val="center"/>
-        <w:rPr>
-          <w:rFonts w:cs="David"/>
-          <w:b/>
-          <w:bCs/>
-          <w:sz w:val="28"/>
-          <w:szCs w:val="28"/>
-          <w:u w:val="single"/>
-        </w:rPr>
-      </w:pPr>
-    </w:p>
-    <w:p>
-      <w:pPr>
-        <w:jc w:val="center"/>
-        <w:rPr>
-          <w:rFonts w:cs="David"/>
-          <w:b/>
-          <w:bCs/>
-          <w:sz w:val="28"/>
-          <w:szCs w:val="28"/>
-          <w:u w:val="single"/>
-        </w:rPr>
-      </w:pPr>
-    </w:p>
-    <w:p>
-      <w:pPr>
-        <w:jc w:val="center"/>
-        <w:rPr>
-          <w:rFonts w:cs="David"/>
-          <w:b/>
-          <w:bCs/>
-          <w:sz w:val="28"/>
-          <w:szCs w:val="28"/>
-          <w:u w:val="single"/>
-        </w:rPr>
-      </w:pPr>
-      <w:r>
-        <w:rPr>
-          <w:rFonts w:cs="David"/>
-          <w:b/>
-          <w:bCs/>
-          <w:sz w:val="28"/>
-          <w:szCs w:val="28"/>
-          <w:u w:val="single"/>
-        </w:rPr>
-        <w:pict w14:anchorId="2AA57FB0">
-          <v:shape id="_x0000_s2057" type="#_x0000_t75" style="position:absolute;left:0;text-align:left;margin-left:40.5pt;margin-top:342.55pt;width:441.6pt;height:312.55pt;z-index:251658752;visibility:visible;mso-position-horizontal-relative:margin;mso-position-vertical-relative:margin">
-            <v:imagedata r:id="rId14" o:title=""/>
-            <w10:wrap type="square" anchorx="margin" anchory="margin"/>
-          </v:shape>
-        </w:pict>
-      </w:r>
-    </w:p>
-    <w:p>
-      <w:pPr>
-        <w:jc w:val="center"/>
-        <w:rPr>
-          <w:rFonts w:cs="David"/>
-          <w:b/>
-          <w:bCs/>
-          <w:sz w:val="28"/>
-          <w:szCs w:val="28"/>
-          <w:u w:val="single"/>
-        </w:rPr>
-      </w:pPr>
-    </w:p>
-    <w:p>
-      <w:pPr>
-        <w:jc w:val="center"/>
-        <w:rPr>
-          <w:rFonts w:cs="David"/>
-          <w:b/>
-          <w:bCs/>
-          <w:sz w:val="28"/>
-          <w:szCs w:val="28"/>
-          <w:u w:val="single"/>
-        </w:rPr>
-      </w:pPr>
-    </w:p>
-    <w:p>
-      <w:pPr>
-        <w:jc w:val="center"/>
-        <w:rPr>
-          <w:rFonts w:cs="David"/>
-          <w:b/>
-          <w:bCs/>
-          <w:sz w:val="28"/>
-          <w:szCs w:val="28"/>
-          <w:u w:val="single"/>
-        </w:rPr>
-      </w:pPr>
-    </w:p>
-    <w:p>
-      <w:pPr>
-        <w:jc w:val="center"/>
-        <w:rPr>
-          <w:rFonts w:cs="David"/>
-          <w:b/>
-          <w:bCs/>
-          <w:sz w:val="28"/>
-          <w:szCs w:val="28"/>
-          <w:u w:val="single"/>
-        </w:rPr>
-      </w:pPr>
-    </w:p>
-    <w:p>
-      <w:pPr>
-        <w:jc w:val="center"/>
-        <w:rPr>
-          <w:rFonts w:cs="David"/>
-          <w:b/>
-          <w:bCs/>
-          <w:sz w:val="28"/>
-          <w:szCs w:val="28"/>
-          <w:u w:val="single"/>
-        </w:rPr>
-      </w:pPr>
-    </w:p>
-    <w:p>
-      <w:pPr>
-        <w:jc w:val="center"/>
-        <w:rPr>
-          <w:rFonts w:cs="David"/>
-          <w:b/>
-          <w:bCs/>
-          <w:sz w:val="28"/>
-          <w:szCs w:val="28"/>
-          <w:u w:val="single"/>
-        </w:rPr>
-      </w:pPr>
-    </w:p>
-    <w:p>
-      <w:pPr>
-        <w:jc w:val="center"/>
-        <w:rPr>
-          <w:rFonts w:cs="David"/>
-          <w:b/>
-          <w:bCs/>
-          <w:sz w:val="28"/>
-          <w:szCs w:val="28"/>
-          <w:u w:val="single"/>
-        </w:rPr>
-      </w:pPr>
-    </w:p>
-    <w:p>
-      <w:pPr>
-        <w:jc w:val="center"/>
-        <w:rPr>
-          <w:rFonts w:cs="David"/>
-          <w:b/>
-          <w:bCs/>
-          <w:sz w:val="28"/>
-          <w:szCs w:val="28"/>
-          <w:u w:val="single"/>
-        </w:rPr>
-      </w:pPr>
-    </w:p>
-    <w:p>
-      <w:pPr>
-        <w:jc w:val="center"/>
-        <w:rPr>
-          <w:rFonts w:cs="David"/>
-          <w:b/>
-          <w:bCs/>
-          <w:sz w:val="28"/>
-          <w:szCs w:val="28"/>
-          <w:u w:val="single"/>
-        </w:rPr>
-      </w:pPr>
-      <w:r>
-        <w:rPr>
-          <w:rFonts w:cs="David"/>
-          <w:b/>
-          <w:bCs/>
-          <w:sz w:val="28"/>
-          <w:szCs w:val="28"/>
-          <w:u w:val="single"/>
-        </w:rPr>
-        <w:pict>
-          <v:shape id="_x0000_i1029" type="#_x0000_t75" style="width:450.75pt;height:638.25pt;visibility:visible">
-            <v:imagedata r:id="rId15" o:title=""/>
-          </v:shape>
-        </w:pict>
-      </w:r>
-    </w:p>
-    <w:p>
-      <w:pPr>
-        <w:jc w:val="center"/>
-        <w:rPr>
-          <w:rFonts w:cs="David"/>
-          <w:b/>
-          <w:bCs/>
-          <w:sz w:val="28"/>
-          <w:szCs w:val="28"/>
-          <w:u w:val="single"/>
-          <w:rtl/>
-        </w:rPr>
-      </w:pPr>
-    </w:p>
-    <w:p>
-      <w:pPr>
-        <w:jc w:val="center"/>
-        <w:rPr>
-          <w:rFonts w:eastAsia="SimSun"/>
-          <w:sz w:val="22"/>
-          <w:szCs w:val="22"/>
-          <w:rtl/>
-          <w:lang w:eastAsia="en-US"/>
-        </w:rPr>
-      </w:pPr>
-      <w:r>
-        <w:rPr>
-          <w:rFonts w:cs="David"/>
-          <w:b/>
-          <w:bCs/>
-          <w:sz w:val="28"/>
-          <w:szCs w:val="28"/>
-          <w:u w:val="single"/>
-        </w:rPr>
-        <w:pict>
-          <v:shape id="_x0000_i1030" type="#_x0000_t75" style="width:454.5pt;height:645pt;visibility:visible">
-            <v:imagedata r:id="rId16" o:title=""/>
-          </v:shape>
-        </w:pict>
-      </w:r>
-    </w:p>
-    <w:p>
-      <w:pPr>
-        <w:tabs>
-          <w:tab w:val="left" w:pos="6116"/>
-        </w:tabs>
-        <w:jc w:val="center"/>
-        <w:rPr>
-          <w:rFonts w:eastAsia="SimSun" w:hint="cs"/>
-          <w:sz w:val="22"/>
-          <w:szCs w:val="22"/>
-          <w:rtl/>
-          <w:lang w:eastAsia="en-US"/>
-        </w:rPr>
-      </w:pPr>
+      </w:pPr>
+      <w:r>
+        <w:rPr>
+          <w:color w:val="FFFFFF"/>
+          <w:sz w:val="10"/>
+          <w:szCs w:val="10"/>
+        </w:rPr>
+        <w:t xml:space="preserve">SIGNATUREHERE</w:t>
+      </w:r>
     </w:p>
     <w:sectPr>
       <w:headerReference w:type="default" r:id="rId17"/>

--- a/apps/api/templates/kol-holem-acoustic.docx
+++ b/apps/api/templates/kol-holem-acoustic.docx
@@ -3889,51 +3889,6 @@
     <w:p>
       <w:pPr>
         <w:rPr>
-          <w:rFonts w:cs="David" w:hint="cs"/>
-          <w:b/>
-          <w:bCs/>
-          <w:sz w:val="28"/>
-          <w:szCs w:val="28"/>
-          <w:u w:val="single"/>
-          <w:rtl/>
-        </w:rPr>
-      </w:pPr>
-      <w:r>
-        <w:rPr>
-          <w:rFonts w:cs="David" w:hint="cs"/>
-          <w:b/>
-          <w:bCs/>
-          <w:sz w:val="28"/>
-          <w:szCs w:val="28"/>
-          <w:u w:val="single"/>
-          <w:rtl/>
-        </w:rPr>
-        <w:t>אישור ההצעה</w:t>
-      </w:r>
-      <w:r>
-        <w:rPr>
-          <w:rFonts w:cs="David" w:hint="cs"/>
-          <w:b/>
-          <w:bCs/>
-          <w:sz w:val="28"/>
-          <w:szCs w:val="28"/>
-          <w:rtl/>
-        </w:rPr>
-        <w:t xml:space="preserve">: </w:t>
-      </w:r>
-      <w:r>
-        <w:rPr>
-          <w:rFonts w:cs="David" w:hint="cs"/>
-          <w:sz w:val="28"/>
-          <w:szCs w:val="28"/>
-          <w:rtl/>
-        </w:rPr>
-        <w:t xml:space="preserve">נא לשלוח את ההצעה חתומה לפקס 09-7724446 ואנו נחזור לתאם הגעה בהקדם. </w:t>
-      </w:r>
-    </w:p>
-    <w:p>
-      <w:pPr>
-        <w:rPr>
           <w:rFonts w:cs="David"/>
           <w:b/>
           <w:bCs/>
@@ -3956,27 +3911,6 @@
           <w:rtl/>
         </w:rPr>
       </w:pPr>
-    </w:p>
-    <w:p>
-      <w:pPr>
-        <w:ind w:left="720"/>
-        <w:jc w:val="both"/>
-        <w:rPr>
-          <w:rFonts w:ascii="Arial" w:hAnsi="Arial" w:cs="Arial"/>
-          <w:sz w:val="28"/>
-          <w:szCs w:val="28"/>
-          <w:rtl/>
-        </w:rPr>
-      </w:pPr>
-      <w:r>
-        <w:rPr>
-          <w:rFonts w:cs="David" w:hint="cs"/>
-          <w:sz w:val="28"/>
-          <w:szCs w:val="28"/>
-          <w:rtl/>
-        </w:rPr>
-        <w:t>לתיאום הגעה, נא לחתום ולשלוח לפקס 09-7724446. תודה.</w:t>
-      </w:r>
     </w:p>
     <w:p>
       <w:pPr>
